--- a/courts/ninth-circuit/california/federal/bankruptcy-central-district/adversary-complaint/usage/OUTPUT-adversary-complaint.docx
+++ b/courts/ninth-circuit/california/federal/bankruptcy-central-district/adversary-complaint/usage/OUTPUT-adversary-complaint.docx
@@ -4,7 +4,7 @@
   <w:body>
     <w:p>
       <w:pPr>
-        <w:spacing w:before="0" w:after="0" w:line="240" w:lineRule="exact"/>
+        <w:spacing w:before="192" w:after="0" w:line="240" w:lineRule="exact"/>
         <w:ind w:left="0" w:firstLine="0"/>
         <w:jc w:val="left"/>
       </w:pPr>
@@ -326,7 +326,7 @@
       <w:pPr>
         <w:keepNext/>
         <w:keepLines/>
-        <w:spacing w:before="240" w:after="0" w:line="480" w:lineRule="exact"/>
+        <w:spacing w:before="48" w:after="0" w:line="480" w:lineRule="exact"/>
         <w:ind w:left="0" w:firstLine="0"/>
         <w:jc w:val="center"/>
       </w:pPr>
